--- a/Consolidated N15-N20.docx
+++ b/Consolidated N15-N20.docx
@@ -1715,8 +1715,16 @@
     <w:p>
       <w:pPr>
         <w:pStyle w:val="NormalWeb"/>
-      </w:pPr>
-      <w:r>
+        <w:rPr>
+          <w:b/>
+          <w:bCs/>
+        </w:rPr>
+      </w:pPr>
+      <w:r>
+        <w:rPr>
+          <w:b/>
+          <w:bCs/>
+        </w:rPr>
         <w:t>Input: A CR is received by the MAS or by one of the CCAs.</w:t>
       </w:r>
     </w:p>
@@ -1922,8 +1930,16 @@
     <w:p>
       <w:pPr>
         <w:pStyle w:val="NormalWeb"/>
-      </w:pPr>
-      <w:r>
+        <w:rPr>
+          <w:b/>
+          <w:bCs/>
+        </w:rPr>
+      </w:pPr>
+      <w:r>
+        <w:rPr>
+          <w:b/>
+          <w:bCs/>
+        </w:rPr>
         <w:t>Input: The CCA announces a registered CR and makes a public call for comments.</w:t>
       </w:r>
     </w:p>
@@ -2600,8 +2616,16 @@
     <w:p>
       <w:pPr>
         <w:pStyle w:val="NormalWeb"/>
-      </w:pPr>
-      <w:r>
+        <w:rPr>
+          <w:b/>
+          <w:bCs/>
+        </w:rPr>
+      </w:pPr>
+      <w:r>
+        <w:rPr>
+          <w:b/>
+          <w:bCs/>
+        </w:rPr>
         <w:t>Input: CRs that have successfully progressed through the Registration, Commenting and (as applicable) Resolution phases.</w:t>
       </w:r>
     </w:p>
@@ -8131,6 +8155,7 @@
   <w:style w:type="character" w:default="1" w:styleId="DefaultParagraphFont">
     <w:name w:val="Default Paragraph Font"/>
     <w:uiPriority w:val="1"/>
+    <w:semiHidden/>
     <w:unhideWhenUsed/>
   </w:style>
   <w:style w:type="table" w:default="1" w:styleId="TableNormal">

--- a/Consolidated N15-N20.docx
+++ b/Consolidated N15-N20.docx
@@ -1453,7 +1453,6 @@
       <w:r>
         <w:t xml:space="preserve">, </w:t>
       </w:r>
-      <w:proofErr w:type="gramStart"/>
       <w:r>
         <w:rPr>
           <w:i/>
@@ -1469,9 +1468,8 @@
           <w:i/>
           <w:iCs/>
         </w:rPr>
-        <w:t> resolution</w:t>
-      </w:r>
-      <w:proofErr w:type="gramEnd"/>
+        <w:t>resolution</w:t>
+      </w:r>
       <w:r>
         <w:t xml:space="preserve">, and </w:t>
       </w:r>
@@ -2091,21 +2089,7 @@
         <w:rPr>
           <w:rFonts w:eastAsia="Times New Roman"/>
         </w:rPr>
-        <w:t xml:space="preserve">During the commenting phase, Representatives shall read the CR and any preliminary recommendations of the CCA. </w:t>
-      </w:r>
-      <w:proofErr w:type="gramStart"/>
-      <w:r>
-        <w:rPr>
-          <w:rFonts w:eastAsia="Times New Roman"/>
-        </w:rPr>
-        <w:t>The  Representatives</w:t>
-      </w:r>
-      <w:proofErr w:type="gramEnd"/>
-      <w:r>
-        <w:rPr>
-          <w:rFonts w:eastAsia="Times New Roman"/>
-        </w:rPr>
-        <w:t xml:space="preserve"> may prepare written comments that are circulated within the MA but are not made public.</w:t>
+        <w:t>During the commenting phase, Representatives shall read the CR and any preliminary recommendations of the CCA. The Representatives may prepare written comments that are circulated within the MA but are not made public.</w:t>
       </w:r>
     </w:p>
     <w:p>
@@ -2634,15 +2618,13 @@
         <w:pStyle w:val="NormalWeb"/>
       </w:pPr>
       <w:r>
-        <w:t xml:space="preserve">Preparation and publication of all documentation for the UCS character repertoire is delegated to the </w:t>
-      </w:r>
-      <w:proofErr w:type="gramStart"/>
-      <w:r>
-        <w:t>IA(</w:t>
-      </w:r>
-      <w:proofErr w:type="gramEnd"/>
-      <w:r>
-        <w:t xml:space="preserve">see 2.3). The IA shall implement all accepted modifications in the published code charts and data files that document the UCS repertoire. </w:t>
+        <w:t>Preparation and publication of all documentation for the UCS character repertoire is delegated to the IA</w:t>
+      </w:r>
+      <w:r>
+        <w:t xml:space="preserve"> </w:t>
+      </w:r>
+      <w:r>
+        <w:t xml:space="preserve">(see 2.3). The IA shall implement all accepted modifications in the published code charts and data files that document the UCS repertoire. </w:t>
       </w:r>
     </w:p>
     <w:p>

--- a/Consolidated N15-N20.docx
+++ b/Consolidated N15-N20.docx
@@ -42,9 +42,48 @@
     <w:p>
       <w:pPr>
         <w:pStyle w:val="NormalWeb"/>
-      </w:pPr>
-      <w:r>
-        <w:t>[Consolidated N 15 + N 20]</w:t>
+        <w:jc w:val="left"/>
+      </w:pPr>
+      <w:r>
+        <w:t>[Consolidated N 15 + N 20</w:t>
+      </w:r>
+      <w:ins w:id="0" w:author="Robin Leroy" w:date="2026-05-14T21:47:00Z" w16du:dateUtc="2026-05-14T19:47:00Z">
+        <w:r>
+          <w:br/>
+        </w:r>
+      </w:ins>
+      <w:ins w:id="1" w:author="Robin Leroy" w:date="2026-05-14T21:46:00Z" w16du:dateUtc="2026-05-14T19:46:00Z">
+        <w:r>
+          <w:t>+ changes</w:t>
+        </w:r>
+      </w:ins>
+      <w:ins w:id="2" w:author="Robin Leroy" w:date="2026-05-14T21:45:00Z" w16du:dateUtc="2026-05-14T19:45:00Z">
+        <w:r>
+          <w:t xml:space="preserve"> to 5.4.2 and</w:t>
+        </w:r>
+      </w:ins>
+      <w:ins w:id="3" w:author="Robin Leroy" w:date="2026-05-14T21:48:00Z" w16du:dateUtc="2026-05-14T19:48:00Z">
+        <w:r>
+          <w:t xml:space="preserve"> to NOTE 4</w:t>
+        </w:r>
+      </w:ins>
+      <w:ins w:id="4" w:author="Robin Leroy" w:date="2026-05-14T21:45:00Z" w16du:dateUtc="2026-05-14T19:45:00Z">
+        <w:r>
+          <w:t xml:space="preserve"> in </w:t>
+        </w:r>
+      </w:ins>
+      <w:ins w:id="5" w:author="Robin Leroy" w:date="2026-05-14T21:46:00Z" w16du:dateUtc="2026-05-14T19:46:00Z">
+        <w:r>
+          <w:t>5.4.1 to</w:t>
+        </w:r>
+      </w:ins>
+      <w:ins w:id="6" w:author="Robin Leroy" w:date="2026-05-14T21:45:00Z" w16du:dateUtc="2026-05-14T19:45:00Z">
+        <w:r>
+          <w:t xml:space="preserve"> address N 27 item 2.1</w:t>
+        </w:r>
+      </w:ins>
+      <w:r>
+        <w:t>]</w:t>
       </w:r>
     </w:p>
     <w:p>
@@ -2185,7 +2224,13 @@
         <w:pStyle w:val="Heading2"/>
       </w:pPr>
       <w:r>
-        <w:t>5.4 Resolution phase</w:t>
+        <w:t>5.4</w:t>
+      </w:r>
+      <w:r>
+        <w:t>.</w:t>
+      </w:r>
+      <w:r>
+        <w:t xml:space="preserve"> Resolution phase</w:t>
       </w:r>
     </w:p>
     <w:p>
@@ -2420,8 +2465,18 @@
       </w:r>
       <w:r>
         <w:tab/>
-        <w:t>Consensus is defined by ISO/IEC Guide 2:2004, entry 1.7, and the ISO Directives, part 1, subclause 2.5.6.</w:t>
-      </w:r>
+        <w:t>Consensus is defined by ISO/IEC Guide 2:2004, entry 1.7, and the ISO Directives, part 1, subclause 2.5.6</w:t>
+      </w:r>
+      <w:del w:id="7" w:author="Robin Leroy" w:date="2026-05-14T21:43:00Z" w16du:dateUtc="2026-05-14T19:43:00Z">
+        <w:r>
+          <w:delText>.</w:delText>
+        </w:r>
+      </w:del>
+      <w:ins w:id="8" w:author="Robin Leroy" w:date="2026-05-14T21:43:00Z" w16du:dateUtc="2026-05-14T19:43:00Z">
+        <w:r>
+          <w:t>, together with subclause 5.4.2 of this document.</w:t>
+        </w:r>
+      </w:ins>
     </w:p>
     <w:p>
       <w:pPr>
@@ -2430,6 +2485,18 @@
       <w:r>
         <w:t>5.4.2 Decision process</w:t>
       </w:r>
+    </w:p>
+    <w:p>
+      <w:pPr>
+        <w:rPr>
+          <w:ins w:id="9" w:author="Robin Leroy" w:date="2026-05-14T21:42:00Z" w16du:dateUtc="2026-05-14T19:42:00Z"/>
+        </w:rPr>
+      </w:pPr>
+      <w:ins w:id="10" w:author="Robin Leroy" w:date="2026-05-14T21:42:00Z" w16du:dateUtc="2026-05-14T19:42:00Z">
+        <w:r>
+          <w:t>For the purposes of determining consensus of the Voting Group, objections from IA Representatives shall only be considered sustained oppositions if they are expressed by the Primary Representative of the IA.</w:t>
+        </w:r>
+      </w:ins>
     </w:p>
     <w:p>
       <w:r>
@@ -2514,6 +2581,7 @@
         </w:numPr>
       </w:pPr>
       <w:r>
+        <w:lastRenderedPageBreak/>
         <w:t>The Primary Representative of the IA communicates that the position of the IA is in favour of the Decision.</w:t>
       </w:r>
     </w:p>
@@ -2525,7 +2593,6 @@
         </w:numPr>
       </w:pPr>
       <w:r>
-        <w:lastRenderedPageBreak/>
         <w:t>Two-thirds of the votes from P-member Representatives, excluding abstentions, are in favour of the Decision.</w:t>
       </w:r>
     </w:p>
@@ -2692,11 +2759,8 @@
         <w:pStyle w:val="NormalWeb"/>
       </w:pPr>
       <w:r>
-        <w:t xml:space="preserve">If a CCA raises such a concern but there is no consensus within the Voting Group that the concern requires special input from SC 2, the CCA may advise the Voting Group that it intends to publicly document the concern and the MA decision regarding that concern. (The CCA could </w:t>
-      </w:r>
-      <w:r>
         <w:lastRenderedPageBreak/>
-        <w:t>consider this necessary, for instance, to avoid reputational harm.) If still there is no consensus within the Voting Group to engage SC 2 on the concern, progression of the CR under normal MA procedures shall resume.</w:t>
+        <w:t>If a CCA raises such a concern but there is no consensus within the Voting Group that the concern requires special input from SC 2, the CCA may advise the Voting Group that it intends to publicly document the concern and the MA decision regarding that concern. (The CCA could consider this necessary, for instance, to avoid reputational harm.) If still there is no consensus within the Voting Group to engage SC 2 on the concern, progression of the CR under normal MA procedures shall resume.</w:t>
       </w:r>
     </w:p>
     <w:p>
@@ -2959,6 +3023,7 @@
         <w:rPr>
           <w:rFonts w:eastAsia="Times New Roman"/>
         </w:rPr>
+        <w:lastRenderedPageBreak/>
         <w:t>A regular newsletter summarizing status and outcomes of CRs.</w:t>
       </w:r>
     </w:p>
@@ -7525,6 +7590,14 @@
     <w:abstractNumId w:val="10"/>
   </w:num>
 </w:numbering>
+</file>
+
+<file path=word/people.xml><?xml version="1.0" encoding="utf-8"?>
+<w15:people xmlns:wpc="http://schemas.microsoft.com/office/word/2010/wordprocessingCanvas" xmlns:cx="http://schemas.microsoft.com/office/drawing/2014/chartex" xmlns:cx1="http://schemas.microsoft.com/office/drawing/2015/9/8/chartex" xmlns:cx2="http://schemas.microsoft.com/office/drawing/2015/10/21/chartex" xmlns:cx3="http://schemas.microsoft.com/office/drawing/2016/5/9/chartex" xmlns:cx4="http://schemas.microsoft.com/office/drawing/2016/5/10/chartex" xmlns:cx5="http://schemas.microsoft.com/office/drawing/2016/5/11/chartex" xmlns:cx6="http://schemas.microsoft.com/office/drawing/2016/5/12/chartex" xmlns:cx7="http://schemas.microsoft.com/office/drawing/2016/5/13/chartex" xmlns:cx8="http://schemas.microsoft.com/office/drawing/2016/5/14/chartex" xmlns:mc="http://schemas.openxmlformats.org/markup-compatibility/2006" xmlns:aink="http://schemas.microsoft.com/office/drawing/2016/ink" xmlns:am3d="http://schemas.microsoft.com/office/drawing/2017/model3d" xmlns:o="urn:schemas-microsoft-com:office:office" xmlns:oel="http://schemas.microsoft.com/office/2019/extlst" xmlns:r="http://schemas.openxmlformats.org/officeDocument/2006/relationships" xmlns:m="http://schemas.openxmlformats.org/officeDocument/2006/math" xmlns:v="urn:schemas-microsoft-com:vml" xmlns:wp14="http://schemas.microsoft.com/office/word/2010/wordprocessingDrawing" xmlns:wp="http://schemas.openxmlformats.org/drawingml/2006/wordprocessingDrawing" xmlns:w10="urn:schemas-microsoft-com:office:word" xmlns:w="http://schemas.openxmlformats.org/wordprocessingml/2006/main" xmlns:w14="http://schemas.microsoft.com/office/word/2010/wordml" xmlns:w15="http://schemas.microsoft.com/office/word/2012/wordml" xmlns:w16cex="http://schemas.microsoft.com/office/word/2018/wordml/cex" xmlns:w16cid="http://schemas.microsoft.com/office/word/2016/wordml/cid" xmlns:w16="http://schemas.microsoft.com/office/word/2018/wordml" xmlns:w16du="http://schemas.microsoft.com/office/word/2023/wordml/word16du" xmlns:w16sdtdh="http://schemas.microsoft.com/office/word/2020/wordml/sdtdatahash" xmlns:w16sdtfl="http://schemas.microsoft.com/office/word/2024/wordml/sdtformatlock" xmlns:w16se="http://schemas.microsoft.com/office/word/2015/wordml/symex" xmlns:wpg="http://schemas.microsoft.com/office/word/2010/wordprocessingGroup" xmlns:wpi="http://schemas.microsoft.com/office/word/2010/wordprocessingInk" xmlns:wne="http://schemas.microsoft.com/office/word/2006/wordml" xmlns:wps="http://schemas.microsoft.com/office/word/2010/wordprocessingShape" mc:Ignorable="w14 w15 w16se w16cid w16 w16cex w16sdtdh w16sdtfl w16du wp14">
+  <w15:person w15:author="Robin Leroy">
+    <w15:presenceInfo w15:providerId="AD" w15:userId="S-1-5-21-3513388644-1422786422-2455105499-1609"/>
+  </w15:person>
+</w15:people>
 </file>
 
 <file path=word/styles.xml><?xml version="1.0" encoding="utf-8"?>
@@ -8521,6 +8594,19 @@
       <w:szCs w:val="22"/>
     </w:rPr>
   </w:style>
+  <w:style w:type="paragraph" w:styleId="Revision">
+    <w:name w:val="Revision"/>
+    <w:hidden/>
+    <w:uiPriority w:val="99"/>
+    <w:semiHidden/>
+    <w:rsid w:val="006A4E9F"/>
+    <w:pPr>
+      <w:spacing w:after="0" w:line="240" w:lineRule="auto"/>
+    </w:pPr>
+    <w:rPr>
+      <w:rFonts w:asciiTheme="majorBidi" w:hAnsiTheme="majorBidi" w:cstheme="majorBidi"/>
+    </w:rPr>
+  </w:style>
 </w:styles>
 </file>
 

--- a/Consolidated N15-N20.docx
+++ b/Consolidated N15-N20.docx
@@ -516,15 +516,7 @@
     </w:p>
     <w:p>
       <w:r>
-        <w:t xml:space="preserve"> ISO/IEC JTC 1/SC 2 can establish other advisory groups for specific tasks that can include preparation of proposals or recommendations for </w:t>
-      </w:r>
-      <w:proofErr w:type="gramStart"/>
-      <w:r>
-        <w:t>particular UCS</w:t>
-      </w:r>
-      <w:proofErr w:type="gramEnd"/>
-      <w:r>
-        <w:t xml:space="preserve"> changes to be considered by the MA. Such an advisory group can have a limited duration, while the specified proposals or recommendations are being prepared, and their proposals or recommendations should normally be routed to the MA via one of the designated CCAs. </w:t>
+        <w:t> ISO/IEC JTC 1/SC 2 can establish other advisory groups for specific tasks that can include preparation of proposals or recommendations for particular UCS changes to be considered by the MA. Such an advisory group can have a limited duration, while the specified proposals or recommendations are being prepared, and their proposals or recommendations should normally be routed to the MA via one of the designated CCAs. </w:t>
       </w:r>
     </w:p>
     <w:p>
@@ -733,15 +725,7 @@
     </w:p>
     <w:p>
       <w:r>
-        <w:t xml:space="preserve">Observers may contribute documents or submit comments on proposals. Observers should be invited to participate and contribute </w:t>
-      </w:r>
-      <w:proofErr w:type="gramStart"/>
-      <w:r>
-        <w:t>in</w:t>
-      </w:r>
-      <w:proofErr w:type="gramEnd"/>
-      <w:r>
-        <w:t xml:space="preserve"> any meetings between Voting Group members and experts to discuss proposals. Observers should be invited to observe closed deliberations within the Voting Group and, at the discretion of the Voting Group members, to participate in those discussions. Observers should be able to observe but shall not participate in Voting Group decisions.</w:t>
+        <w:t>Observers may contribute documents or submit comments on proposals. Observers should be invited to participate and contribute in any meetings between Voting Group members and experts to discuss proposals. Observers should be invited to observe closed deliberations within the Voting Group and, at the discretion of the Voting Group members, to participate in those discussions. Observers should be able to observe but shall not participate in Voting Group decisions.</w:t>
       </w:r>
     </w:p>
     <w:p>
@@ -983,21 +967,7 @@
         <w:rPr>
           <w:rFonts w:eastAsia="Times New Roman"/>
         </w:rPr>
-        <w:t xml:space="preserve">Producing </w:t>
-      </w:r>
-      <w:proofErr w:type="gramStart"/>
-      <w:r>
-        <w:rPr>
-          <w:rFonts w:eastAsia="Times New Roman"/>
-        </w:rPr>
-        <w:t>a</w:t>
-      </w:r>
-      <w:proofErr w:type="gramEnd"/>
-      <w:r>
-        <w:rPr>
-          <w:rFonts w:eastAsia="Times New Roman"/>
-        </w:rPr>
-        <w:t xml:space="preserve"> ISO/IEC 10646/MA Annual Report and circulating it to JTC 1/SC 2 members and liaisons.</w:t>
+        <w:t>Producing a ISO/IEC 10646/MA Annual Report and circulating it to JTC 1/SC 2 members and liaisons.</w:t>
       </w:r>
     </w:p>
     <w:p>
@@ -1244,15 +1214,7 @@
         <w:pStyle w:val="NormalWeb"/>
       </w:pPr>
       <w:r>
-        <w:t xml:space="preserve">NOTE:         AG 1 is established by SC 2, and a Convenor is appointed by SC 2. </w:t>
-      </w:r>
-      <w:proofErr w:type="spellStart"/>
-      <w:r>
-        <w:t>IIts</w:t>
-      </w:r>
-      <w:proofErr w:type="spellEnd"/>
-      <w:r>
-        <w:t xml:space="preserve"> participants are experts nominated by participating P and O members of SC 2, by Category C liaisons to AG 1, and by other Category A liaisons SC 2. Other experts can also be invited to participate at the discretion of the Convenor.</w:t>
+        <w:t>NOTE:         AG 1 is established by SC 2, and a Convenor is appointed by SC 2. Its participants are experts nominated by participating P and O members of SC 2, by Category C liaisons to AG 1, and by other Category A liaisons SC 2. Other experts can also be invited to participate at the discretion of the Convenor.</w:t>
       </w:r>
     </w:p>
     <w:p>
@@ -1474,13 +1436,8 @@
       <w:pPr>
         <w:pStyle w:val="NormalWeb"/>
       </w:pPr>
-      <w:proofErr w:type="gramStart"/>
-      <w:r>
-        <w:t>In order to</w:t>
-      </w:r>
-      <w:proofErr w:type="gramEnd"/>
-      <w:r>
-        <w:t xml:space="preserve"> request a new script or character for encoding or a modification to an existing coded character (as permitted by ISO/IEC 10646), it is necessary to submit a change request proposal (CR) to the ISO/IEC 10646 MA or its designated CCAs. Each CR is maintained in a CCA document registry with an assigned sequence number. The MA then processes the CRs following a procedure that comprises four phases: </w:t>
+      <w:r>
+        <w:t xml:space="preserve">In order to request a new script or character for encoding or a modification to an existing coded character (as permitted by ISO/IEC 10646), it is necessary to submit a change request proposal (CR) to the ISO/IEC 10646 MA or its designated CCAs. Each CR is maintained in a CCA document registry with an assigned sequence number. The MA then processes the CRs following a procedure that comprises four phases: </w:t>
       </w:r>
       <w:r>
         <w:rPr>
@@ -2500,15 +2457,7 @@
     </w:p>
     <w:p>
       <w:r>
-        <w:t xml:space="preserve">During the Resolution phase, the Voting Group shall seek consensus before taking </w:t>
-      </w:r>
-      <w:proofErr w:type="gramStart"/>
-      <w:r>
-        <w:t>Decisions, but</w:t>
-      </w:r>
-      <w:proofErr w:type="gramEnd"/>
-      <w:r>
-        <w:t xml:space="preserve"> always takes Decisions by a vote according to the process given below. Decisions other than decisions to approve a CR are considered </w:t>
+        <w:t xml:space="preserve">During the Resolution phase, the Voting Group shall seek consensus before taking Decisions, but always takes Decisions by a vote according to the process given below. Decisions other than decisions to approve a CR are considered </w:t>
       </w:r>
       <w:r>
         <w:rPr>
@@ -2540,15 +2489,7 @@
         </w:numPr>
       </w:pPr>
       <w:r>
-        <w:t xml:space="preserve">Representatives each cast a vote in favour or against the </w:t>
-      </w:r>
-      <w:proofErr w:type="gramStart"/>
-      <w:r>
-        <w:t>ballot, or</w:t>
-      </w:r>
-      <w:proofErr w:type="gramEnd"/>
-      <w:r>
-        <w:t xml:space="preserve"> abstain. Failure to vote within the Voting Period is counted as an abstention.</w:t>
+        <w:t>Representatives each cast a vote in favour or against the ballot, or abstain. Failure to vote within the Voting Period is counted as an abstention.</w:t>
       </w:r>
     </w:p>
     <w:p>
